--- a/proposals/2026-11_dsit-parking-ai/제출양식_동성아이텍.docx
+++ b/proposals/2026-11_dsit-parking-ai/제출양식_동성아이텍.docx
@@ -1275,7 +1275,7 @@
           <w:b w:val="0"/>
           <w:sz w:val="18"/>
         </w:rPr>
-        <w:t>(단위: 백만원)</w:t>
+        <w:t>(단위: 원)</w:t>
       </w:r>
     </w:p>
     <w:tbl>
@@ -1287,13 +1287,13 @@
         <w:tblLook w:firstColumn="1" w:firstRow="1" w:lastColumn="0" w:lastRow="0" w:noHBand="0" w:noVBand="1" w:val="04A0"/>
       </w:tblPr>
       <w:tblGrid>
-        <w:gridCol w:w="907"/>
-        <w:gridCol w:w="2494"/>
-        <w:gridCol w:w="1191"/>
+        <w:gridCol w:w="1020"/>
+        <w:gridCol w:w="2211"/>
+        <w:gridCol w:w="1020"/>
         <w:gridCol w:w="1474"/>
-        <w:gridCol w:w="907"/>
+        <w:gridCol w:w="1474"/>
         <w:gridCol w:w="794"/>
-        <w:gridCol w:w="1587"/>
+        <w:gridCol w:w="1474"/>
       </w:tblGrid>
       <w:tr>
         <w:trPr>
@@ -1301,7 +1301,7 @@
         </w:trPr>
         <w:tc>
           <w:tcPr>
-            <w:tcW w:type="dxa" w:w="907"/>
+            <w:tcW w:type="dxa" w:w="1020"/>
             <w:vAlign w:val="center"/>
             <w:shd w:val="clear" w:color="auto" w:fill="D9D9D9"/>
           </w:tcPr>
@@ -1322,7 +1322,7 @@
         </w:tc>
         <w:tc>
           <w:tcPr>
-            <w:tcW w:type="dxa" w:w="2494"/>
+            <w:tcW w:type="dxa" w:w="2211"/>
             <w:vAlign w:val="center"/>
             <w:shd w:val="clear" w:color="auto" w:fill="D9D9D9"/>
           </w:tcPr>
@@ -1343,7 +1343,7 @@
         </w:tc>
         <w:tc>
           <w:tcPr>
-            <w:tcW w:type="dxa" w:w="1191"/>
+            <w:tcW w:type="dxa" w:w="1020"/>
             <w:vAlign w:val="center"/>
             <w:shd w:val="clear" w:color="auto" w:fill="D9D9D9"/>
           </w:tcPr>
@@ -1385,7 +1385,7 @@
         </w:tc>
         <w:tc>
           <w:tcPr>
-            <w:tcW w:type="dxa" w:w="907"/>
+            <w:tcW w:type="dxa" w:w="1474"/>
             <w:vAlign w:val="center"/>
             <w:shd w:val="clear" w:color="auto" w:fill="D9D9D9"/>
           </w:tcPr>
@@ -1427,7 +1427,7 @@
         </w:tc>
         <w:tc>
           <w:tcPr>
-            <w:tcW w:type="dxa" w:w="1587"/>
+            <w:tcW w:type="dxa" w:w="1474"/>
             <w:vAlign w:val="center"/>
             <w:shd w:val="clear" w:color="auto" w:fill="D9D9D9"/>
           </w:tcPr>
@@ -1453,7 +1453,7 @@
         </w:trPr>
         <w:tc>
           <w:tcPr>
-            <w:tcW w:type="dxa" w:w="907"/>
+            <w:tcW w:type="dxa" w:w="1020"/>
             <w:vAlign w:val="center"/>
           </w:tcPr>
           <w:p>
@@ -1473,7 +1473,7 @@
         </w:tc>
         <w:tc>
           <w:tcPr>
-            <w:tcW w:type="dxa" w:w="2494"/>
+            <w:tcW w:type="dxa" w:w="2211"/>
             <w:vAlign w:val="center"/>
           </w:tcPr>
           <w:p>
@@ -1493,7 +1493,7 @@
         </w:tc>
         <w:tc>
           <w:tcPr>
-            <w:tcW w:type="dxa" w:w="1191"/>
+            <w:tcW w:type="dxa" w:w="1020"/>
             <w:vAlign w:val="center"/>
           </w:tcPr>
           <w:p>
@@ -1527,13 +1527,15 @@
                 <w:b w:val="0"/>
                 <w:sz w:val="17"/>
               </w:rPr>
-              <w:t>2026.06~2027.11</w:t>
+              <w:t>2026.06.10~</w:t>
+              <w:br/>
+              <w:t>2027.11.27</w:t>
             </w:r>
           </w:p>
         </w:tc>
         <w:tc>
           <w:tcPr>
-            <w:tcW w:type="dxa" w:w="907"/>
+            <w:tcW w:type="dxa" w:w="1474"/>
             <w:vAlign w:val="center"/>
           </w:tcPr>
           <w:p>
@@ -1547,7 +1549,7 @@
                 <w:b w:val="0"/>
                 <w:sz w:val="17"/>
               </w:rPr>
-              <w:t>883</w:t>
+              <w:t>883,225,000</w:t>
             </w:r>
           </w:p>
         </w:tc>
@@ -1573,7 +1575,7 @@
         </w:tc>
         <w:tc>
           <w:tcPr>
-            <w:tcW w:type="dxa" w:w="1587"/>
+            <w:tcW w:type="dxa" w:w="1474"/>
             <w:vAlign w:val="center"/>
           </w:tcPr>
           <w:p>
@@ -1598,7 +1600,7 @@
         </w:trPr>
         <w:tc>
           <w:tcPr>
-            <w:tcW w:type="dxa" w:w="907"/>
+            <w:tcW w:type="dxa" w:w="1020"/>
             <w:vAlign w:val="center"/>
           </w:tcPr>
           <w:p>
@@ -1618,7 +1620,7 @@
         </w:tc>
         <w:tc>
           <w:tcPr>
-            <w:tcW w:type="dxa" w:w="2494"/>
+            <w:tcW w:type="dxa" w:w="2211"/>
             <w:vAlign w:val="center"/>
           </w:tcPr>
           <w:p>
@@ -1632,13 +1634,13 @@
                 <w:b w:val="0"/>
                 <w:sz w:val="17"/>
               </w:rPr>
-              <w:t>SK가스 26년 Trading AI 사업 (PP)</w:t>
+              <w:t>SK가스26년Trading AI 사업(PP)</w:t>
             </w:r>
           </w:p>
         </w:tc>
         <w:tc>
           <w:tcPr>
-            <w:tcW w:type="dxa" w:w="1191"/>
+            <w:tcW w:type="dxa" w:w="1020"/>
             <w:vAlign w:val="center"/>
           </w:tcPr>
           <w:p>
@@ -1672,13 +1674,15 @@
                 <w:b w:val="0"/>
                 <w:sz w:val="17"/>
               </w:rPr>
-              <w:t>2026.07</w:t>
+              <w:t>2026.07.01~</w:t>
+              <w:br/>
+              <w:t>2026.07.24</w:t>
             </w:r>
           </w:p>
         </w:tc>
         <w:tc>
           <w:tcPr>
-            <w:tcW w:type="dxa" w:w="907"/>
+            <w:tcW w:type="dxa" w:w="1474"/>
             <w:vAlign w:val="center"/>
           </w:tcPr>
           <w:p>
@@ -1692,7 +1696,7 @@
                 <w:b w:val="0"/>
                 <w:sz w:val="17"/>
               </w:rPr>
-              <w:t>32</w:t>
+              <w:t>32,324,620</w:t>
             </w:r>
           </w:p>
         </w:tc>
@@ -1718,7 +1722,7 @@
         </w:tc>
         <w:tc>
           <w:tcPr>
-            <w:tcW w:type="dxa" w:w="1587"/>
+            <w:tcW w:type="dxa" w:w="1474"/>
             <w:vAlign w:val="center"/>
           </w:tcPr>
           <w:p>
@@ -1743,7 +1747,7 @@
         </w:trPr>
         <w:tc>
           <w:tcPr>
-            <w:tcW w:type="dxa" w:w="907"/>
+            <w:tcW w:type="dxa" w:w="1020"/>
             <w:vAlign w:val="center"/>
           </w:tcPr>
           <w:p>
@@ -1763,7 +1767,7 @@
         </w:tc>
         <w:tc>
           <w:tcPr>
-            <w:tcW w:type="dxa" w:w="2494"/>
+            <w:tcW w:type="dxa" w:w="2211"/>
             <w:vAlign w:val="center"/>
           </w:tcPr>
           <w:p>
@@ -1777,13 +1781,13 @@
                 <w:b w:val="0"/>
                 <w:sz w:val="17"/>
               </w:rPr>
-              <w:t>SKHy '26년 용인 Y1(M17) 제조 DT Ph1 (FAB MOS)</w:t>
+              <w:t>SKHy '26년 용인 Y1(M17) 제조 DT 시스템 Ph1_FAB MOS_원가선투입</w:t>
             </w:r>
           </w:p>
         </w:tc>
         <w:tc>
           <w:tcPr>
-            <w:tcW w:type="dxa" w:w="1191"/>
+            <w:tcW w:type="dxa" w:w="1020"/>
             <w:vAlign w:val="center"/>
           </w:tcPr>
           <w:p>
@@ -1817,13 +1821,15 @@
                 <w:b w:val="0"/>
                 <w:sz w:val="17"/>
               </w:rPr>
-              <w:t>2026.05~06</w:t>
+              <w:t>2026.05.01~</w:t>
+              <w:br/>
+              <w:t>2026.06.30</w:t>
             </w:r>
           </w:p>
         </w:tc>
         <w:tc>
           <w:tcPr>
-            <w:tcW w:type="dxa" w:w="907"/>
+            <w:tcW w:type="dxa" w:w="1474"/>
             <w:vAlign w:val="center"/>
           </w:tcPr>
           <w:p>
@@ -1837,7 +1843,7 @@
                 <w:b w:val="0"/>
                 <w:sz w:val="17"/>
               </w:rPr>
-              <w:t>38</w:t>
+              <w:t>38,006,760</w:t>
             </w:r>
           </w:p>
         </w:tc>
@@ -1863,7 +1869,7 @@
         </w:tc>
         <w:tc>
           <w:tcPr>
-            <w:tcW w:type="dxa" w:w="1587"/>
+            <w:tcW w:type="dxa" w:w="1474"/>
             <w:vAlign w:val="center"/>
           </w:tcPr>
           <w:p>
@@ -1888,7 +1894,7 @@
         </w:trPr>
         <w:tc>
           <w:tcPr>
-            <w:tcW w:type="dxa" w:w="907"/>
+            <w:tcW w:type="dxa" w:w="1020"/>
             <w:vAlign w:val="center"/>
           </w:tcPr>
           <w:p>
@@ -1908,7 +1914,7 @@
         </w:tc>
         <w:tc>
           <w:tcPr>
-            <w:tcW w:type="dxa" w:w="2494"/>
+            <w:tcW w:type="dxa" w:w="2211"/>
             <w:vAlign w:val="center"/>
           </w:tcPr>
           <w:p>
@@ -1922,13 +1928,13 @@
                 <w:b w:val="0"/>
                 <w:sz w:val="17"/>
               </w:rPr>
-              <w:t>Trading AI Agent 개발 및 ML/DL 분석</w:t>
+              <w:t>Trading AI Agent 개발 및 ML/DL 분석_선투입</w:t>
             </w:r>
           </w:p>
         </w:tc>
         <w:tc>
           <w:tcPr>
-            <w:tcW w:type="dxa" w:w="1191"/>
+            <w:tcW w:type="dxa" w:w="1020"/>
             <w:vAlign w:val="center"/>
           </w:tcPr>
           <w:p>
@@ -1962,13 +1968,15 @@
                 <w:b w:val="0"/>
                 <w:sz w:val="17"/>
               </w:rPr>
-              <w:t>2026.04~06</w:t>
+              <w:t>2026.04.08~</w:t>
+              <w:br/>
+              <w:t>2026.06.30</w:t>
             </w:r>
           </w:p>
         </w:tc>
         <w:tc>
           <w:tcPr>
-            <w:tcW w:type="dxa" w:w="907"/>
+            <w:tcW w:type="dxa" w:w="1474"/>
             <w:vAlign w:val="center"/>
           </w:tcPr>
           <w:p>
@@ -1982,7 +1990,7 @@
                 <w:b w:val="0"/>
                 <w:sz w:val="17"/>
               </w:rPr>
-              <w:t>129</w:t>
+              <w:t>129,385,380</w:t>
             </w:r>
           </w:p>
         </w:tc>
@@ -2008,7 +2016,7 @@
         </w:tc>
         <w:tc>
           <w:tcPr>
-            <w:tcW w:type="dxa" w:w="1587"/>
+            <w:tcW w:type="dxa" w:w="1474"/>
             <w:vAlign w:val="center"/>
           </w:tcPr>
           <w:p>
@@ -2033,7 +2041,7 @@
         </w:trPr>
         <w:tc>
           <w:tcPr>
-            <w:tcW w:type="dxa" w:w="907"/>
+            <w:tcW w:type="dxa" w:w="1020"/>
             <w:vAlign w:val="center"/>
           </w:tcPr>
           <w:p>
@@ -2053,7 +2061,7 @@
         </w:tc>
         <w:tc>
           <w:tcPr>
-            <w:tcW w:type="dxa" w:w="2494"/>
+            <w:tcW w:type="dxa" w:w="2211"/>
             <w:vAlign w:val="center"/>
           </w:tcPr>
           <w:p>
@@ -2067,13 +2075,13 @@
                 <w:b w:val="0"/>
                 <w:sz w:val="17"/>
               </w:rPr>
-              <w:t>SKHy '26년 M14 차세대 제조 시스템 확산 (FAB MOS)</w:t>
+              <w:t>SKHy '26년 M14 차세대 제조 시스템 확산_FABMOS_원가선투입</w:t>
             </w:r>
           </w:p>
         </w:tc>
         <w:tc>
           <w:tcPr>
-            <w:tcW w:type="dxa" w:w="1191"/>
+            <w:tcW w:type="dxa" w:w="1020"/>
             <w:vAlign w:val="center"/>
           </w:tcPr>
           <w:p>
@@ -2107,13 +2115,15 @@
                 <w:b w:val="0"/>
                 <w:sz w:val="17"/>
               </w:rPr>
-              <w:t>2026.03~06</w:t>
+              <w:t>2026.03.16~</w:t>
+              <w:br/>
+              <w:t>2026.06.30</w:t>
             </w:r>
           </w:p>
         </w:tc>
         <w:tc>
           <w:tcPr>
-            <w:tcW w:type="dxa" w:w="907"/>
+            <w:tcW w:type="dxa" w:w="1474"/>
             <w:vAlign w:val="center"/>
           </w:tcPr>
           <w:p>
@@ -2127,7 +2137,7 @@
                 <w:b w:val="0"/>
                 <w:sz w:val="17"/>
               </w:rPr>
-              <w:t>33</w:t>
+              <w:t>32,853,200</w:t>
             </w:r>
           </w:p>
         </w:tc>
@@ -2153,7 +2163,7 @@
         </w:tc>
         <w:tc>
           <w:tcPr>
-            <w:tcW w:type="dxa" w:w="1587"/>
+            <w:tcW w:type="dxa" w:w="1474"/>
             <w:vAlign w:val="center"/>
           </w:tcPr>
           <w:p>
@@ -2178,7 +2188,7 @@
         </w:trPr>
         <w:tc>
           <w:tcPr>
-            <w:tcW w:type="dxa" w:w="907"/>
+            <w:tcW w:type="dxa" w:w="1020"/>
             <w:vAlign w:val="center"/>
           </w:tcPr>
           <w:p>
@@ -2198,7 +2208,7 @@
         </w:tc>
         <w:tc>
           <w:tcPr>
-            <w:tcW w:type="dxa" w:w="2494"/>
+            <w:tcW w:type="dxa" w:w="2211"/>
             <w:vAlign w:val="center"/>
           </w:tcPr>
           <w:p>
@@ -2212,13 +2222,13 @@
                 <w:b w:val="0"/>
                 <w:sz w:val="17"/>
               </w:rPr>
-              <w:t>SKHy '26년 M15X Ph4 차세대 제조 시스템 (FAB MOS)</w:t>
+              <w:t>SKHy '26년 M15X Ph4 차세대 제조 시스템 _FAB MOS</w:t>
             </w:r>
           </w:p>
         </w:tc>
         <w:tc>
           <w:tcPr>
-            <w:tcW w:type="dxa" w:w="1191"/>
+            <w:tcW w:type="dxa" w:w="1020"/>
             <w:vAlign w:val="center"/>
           </w:tcPr>
           <w:p>
@@ -2252,13 +2262,15 @@
                 <w:b w:val="0"/>
                 <w:sz w:val="17"/>
               </w:rPr>
-              <w:t>2026.03~06</w:t>
+              <w:t>2026.03.01~</w:t>
+              <w:br/>
+              <w:t>2026.06.30</w:t>
             </w:r>
           </w:p>
         </w:tc>
         <w:tc>
           <w:tcPr>
-            <w:tcW w:type="dxa" w:w="907"/>
+            <w:tcW w:type="dxa" w:w="1474"/>
             <w:vAlign w:val="center"/>
           </w:tcPr>
           <w:p>
@@ -2272,7 +2284,7 @@
                 <w:b w:val="0"/>
                 <w:sz w:val="17"/>
               </w:rPr>
-              <w:t>27</w:t>
+              <w:t>27,440,000</w:t>
             </w:r>
           </w:p>
         </w:tc>
@@ -2298,7 +2310,7 @@
         </w:tc>
         <w:tc>
           <w:tcPr>
-            <w:tcW w:type="dxa" w:w="1587"/>
+            <w:tcW w:type="dxa" w:w="1474"/>
             <w:vAlign w:val="center"/>
           </w:tcPr>
           <w:p>
@@ -2323,7 +2335,7 @@
         </w:trPr>
         <w:tc>
           <w:tcPr>
-            <w:tcW w:type="dxa" w:w="907"/>
+            <w:tcW w:type="dxa" w:w="1020"/>
             <w:vAlign w:val="center"/>
           </w:tcPr>
           <w:p>
@@ -2343,7 +2355,7 @@
         </w:tc>
         <w:tc>
           <w:tcPr>
-            <w:tcW w:type="dxa" w:w="2494"/>
+            <w:tcW w:type="dxa" w:w="2211"/>
             <w:vAlign w:val="center"/>
           </w:tcPr>
           <w:p>
@@ -2363,7 +2375,7 @@
         </w:tc>
         <w:tc>
           <w:tcPr>
-            <w:tcW w:type="dxa" w:w="1191"/>
+            <w:tcW w:type="dxa" w:w="1020"/>
             <w:vAlign w:val="center"/>
           </w:tcPr>
           <w:p>
@@ -2397,13 +2409,15 @@
                 <w:b w:val="0"/>
                 <w:sz w:val="17"/>
               </w:rPr>
-              <w:t>2026.07~12</w:t>
+              <w:t>2026.07.01~</w:t>
+              <w:br/>
+              <w:t>2026.12.31</w:t>
             </w:r>
           </w:p>
         </w:tc>
         <w:tc>
           <w:tcPr>
-            <w:tcW w:type="dxa" w:w="907"/>
+            <w:tcW w:type="dxa" w:w="1474"/>
             <w:vAlign w:val="center"/>
           </w:tcPr>
           <w:p>
@@ -2417,7 +2431,7 @@
                 <w:b w:val="0"/>
                 <w:sz w:val="17"/>
               </w:rPr>
-              <w:t>1,107</w:t>
+              <w:t>1,107,180,000</w:t>
             </w:r>
           </w:p>
         </w:tc>
@@ -2443,7 +2457,7 @@
         </w:tc>
         <w:tc>
           <w:tcPr>
-            <w:tcW w:type="dxa" w:w="1587"/>
+            <w:tcW w:type="dxa" w:w="1474"/>
             <w:vAlign w:val="center"/>
           </w:tcPr>
           <w:p>
@@ -2468,7 +2482,7 @@
         </w:trPr>
         <w:tc>
           <w:tcPr>
-            <w:tcW w:type="dxa" w:w="907"/>
+            <w:tcW w:type="dxa" w:w="1020"/>
             <w:vAlign w:val="center"/>
           </w:tcPr>
           <w:p>
@@ -2488,7 +2502,7 @@
         </w:tc>
         <w:tc>
           <w:tcPr>
-            <w:tcW w:type="dxa" w:w="2494"/>
+            <w:tcW w:type="dxa" w:w="2211"/>
             <w:vAlign w:val="center"/>
           </w:tcPr>
           <w:p>
@@ -2502,13 +2516,13 @@
                 <w:b w:val="0"/>
                 <w:sz w:val="17"/>
               </w:rPr>
-              <w:t>SKHy '25년 표준 아키텍처 구축 Ph2 (차세대)(DT)</w:t>
+              <w:t>SKHy '25년 표준 아키텍처 구축 Ph2 (차세대) (DT)</w:t>
             </w:r>
           </w:p>
         </w:tc>
         <w:tc>
           <w:tcPr>
-            <w:tcW w:type="dxa" w:w="1191"/>
+            <w:tcW w:type="dxa" w:w="1020"/>
             <w:vAlign w:val="center"/>
           </w:tcPr>
           <w:p>
@@ -2542,13 +2556,15 @@
                 <w:b w:val="0"/>
                 <w:sz w:val="17"/>
               </w:rPr>
-              <w:t>2025.08~12</w:t>
+              <w:t>2025.08.01~</w:t>
+              <w:br/>
+              <w:t>2025.12.31</w:t>
             </w:r>
           </w:p>
         </w:tc>
         <w:tc>
           <w:tcPr>
-            <w:tcW w:type="dxa" w:w="907"/>
+            <w:tcW w:type="dxa" w:w="1474"/>
             <w:vAlign w:val="center"/>
           </w:tcPr>
           <w:p>
@@ -2562,7 +2578,7 @@
                 <w:b w:val="0"/>
                 <w:sz w:val="17"/>
               </w:rPr>
-              <w:t>1,999</w:t>
+              <w:t>1,999,758,400</w:t>
             </w:r>
           </w:p>
         </w:tc>
@@ -2588,7 +2604,7 @@
         </w:tc>
         <w:tc>
           <w:tcPr>
-            <w:tcW w:type="dxa" w:w="1587"/>
+            <w:tcW w:type="dxa" w:w="1474"/>
             <w:vAlign w:val="center"/>
           </w:tcPr>
           <w:p>
@@ -2613,7 +2629,7 @@
         </w:trPr>
         <w:tc>
           <w:tcPr>
-            <w:tcW w:type="dxa" w:w="907"/>
+            <w:tcW w:type="dxa" w:w="1020"/>
             <w:vAlign w:val="center"/>
           </w:tcPr>
           <w:p>
@@ -2633,7 +2649,7 @@
         </w:tc>
         <w:tc>
           <w:tcPr>
-            <w:tcW w:type="dxa" w:w="2494"/>
+            <w:tcW w:type="dxa" w:w="2211"/>
             <w:vAlign w:val="center"/>
           </w:tcPr>
           <w:p>
@@ -2653,7 +2669,7 @@
         </w:tc>
         <w:tc>
           <w:tcPr>
-            <w:tcW w:type="dxa" w:w="1191"/>
+            <w:tcW w:type="dxa" w:w="1020"/>
             <w:vAlign w:val="center"/>
           </w:tcPr>
           <w:p>
@@ -2687,13 +2703,15 @@
                 <w:b w:val="0"/>
                 <w:sz w:val="17"/>
               </w:rPr>
-              <w:t>2024.12~2025.01</w:t>
+              <w:t>2024.12.01~</w:t>
+              <w:br/>
+              <w:t>2025.01.31</w:t>
             </w:r>
           </w:p>
         </w:tc>
         <w:tc>
           <w:tcPr>
-            <w:tcW w:type="dxa" w:w="907"/>
+            <w:tcW w:type="dxa" w:w="1474"/>
             <w:vAlign w:val="center"/>
           </w:tcPr>
           <w:p>
@@ -2707,7 +2725,7 @@
                 <w:b w:val="0"/>
                 <w:sz w:val="17"/>
               </w:rPr>
-              <w:t>220</w:t>
+              <w:t>220,104,000</w:t>
             </w:r>
           </w:p>
         </w:tc>
@@ -2733,7 +2751,7 @@
         </w:tc>
         <w:tc>
           <w:tcPr>
-            <w:tcW w:type="dxa" w:w="1587"/>
+            <w:tcW w:type="dxa" w:w="1474"/>
             <w:vAlign w:val="center"/>
           </w:tcPr>
           <w:p>
@@ -2758,7 +2776,7 @@
         </w:trPr>
         <w:tc>
           <w:tcPr>
-            <w:tcW w:type="dxa" w:w="907"/>
+            <w:tcW w:type="dxa" w:w="1020"/>
             <w:vAlign w:val="center"/>
           </w:tcPr>
           <w:p>
@@ -2778,7 +2796,7 @@
         </w:tc>
         <w:tc>
           <w:tcPr>
-            <w:tcW w:type="dxa" w:w="2494"/>
+            <w:tcW w:type="dxa" w:w="2211"/>
             <w:vAlign w:val="center"/>
           </w:tcPr>
           <w:p>
@@ -2798,7 +2816,7 @@
         </w:tc>
         <w:tc>
           <w:tcPr>
-            <w:tcW w:type="dxa" w:w="1191"/>
+            <w:tcW w:type="dxa" w:w="1020"/>
             <w:vAlign w:val="center"/>
           </w:tcPr>
           <w:p>
@@ -2832,13 +2850,15 @@
                 <w:b w:val="0"/>
                 <w:sz w:val="17"/>
               </w:rPr>
-              <w:t>2025.07~12</w:t>
+              <w:t>2025.07.01~</w:t>
+              <w:br/>
+              <w:t>2025.12.31</w:t>
             </w:r>
           </w:p>
         </w:tc>
         <w:tc>
           <w:tcPr>
-            <w:tcW w:type="dxa" w:w="907"/>
+            <w:tcW w:type="dxa" w:w="1474"/>
             <w:vAlign w:val="center"/>
           </w:tcPr>
           <w:p>
@@ -2852,7 +2872,7 @@
                 <w:b w:val="0"/>
                 <w:sz w:val="17"/>
               </w:rPr>
-              <w:t>86</w:t>
+              <w:t>86,200,000</w:t>
             </w:r>
           </w:p>
         </w:tc>
@@ -2878,7 +2898,7 @@
         </w:tc>
         <w:tc>
           <w:tcPr>
-            <w:tcW w:type="dxa" w:w="1587"/>
+            <w:tcW w:type="dxa" w:w="1474"/>
             <w:vAlign w:val="center"/>
           </w:tcPr>
           <w:p>
@@ -2903,7 +2923,7 @@
         </w:trPr>
         <w:tc>
           <w:tcPr>
-            <w:tcW w:type="dxa" w:w="907"/>
+            <w:tcW w:type="dxa" w:w="1020"/>
             <w:vAlign w:val="center"/>
           </w:tcPr>
           <w:p>
@@ -2923,7 +2943,7 @@
         </w:tc>
         <w:tc>
           <w:tcPr>
-            <w:tcW w:type="dxa" w:w="2494"/>
+            <w:tcW w:type="dxa" w:w="2211"/>
             <w:vAlign w:val="center"/>
           </w:tcPr>
           <w:p>
@@ -2937,13 +2957,13 @@
                 <w:b w:val="0"/>
                 <w:sz w:val="17"/>
               </w:rPr>
-              <w:t>2024년 국립중앙박물관 교육 플랫폼 [모두] 유지보수</w:t>
+              <w:t>2024년 국립중앙박물관 교육 플랫폼 [모두] 유지보수 사업</w:t>
             </w:r>
           </w:p>
         </w:tc>
         <w:tc>
           <w:tcPr>
-            <w:tcW w:type="dxa" w:w="1191"/>
+            <w:tcW w:type="dxa" w:w="1020"/>
             <w:vAlign w:val="center"/>
           </w:tcPr>
           <w:p>
@@ -2977,13 +2997,15 @@
                 <w:b w:val="0"/>
                 <w:sz w:val="17"/>
               </w:rPr>
-              <w:t>2024.07~2025.01</w:t>
+              <w:t>2024.07.18~</w:t>
+              <w:br/>
+              <w:t>2025.01.14</w:t>
             </w:r>
           </w:p>
         </w:tc>
         <w:tc>
           <w:tcPr>
-            <w:tcW w:type="dxa" w:w="907"/>
+            <w:tcW w:type="dxa" w:w="1474"/>
             <w:vAlign w:val="center"/>
           </w:tcPr>
           <w:p>
@@ -2997,7 +3019,7 @@
                 <w:b w:val="0"/>
                 <w:sz w:val="17"/>
               </w:rPr>
-              <w:t>100</w:t>
+              <w:t>100,000,000</w:t>
             </w:r>
           </w:p>
         </w:tc>
@@ -3023,7 +3045,7 @@
         </w:tc>
         <w:tc>
           <w:tcPr>
-            <w:tcW w:type="dxa" w:w="1587"/>
+            <w:tcW w:type="dxa" w:w="1474"/>
             <w:vAlign w:val="center"/>
           </w:tcPr>
           <w:p>

--- a/proposals/2026-11_dsit-parking-ai/제출양식_동성아이텍.docx
+++ b/proposals/2026-11_dsit-parking-ai/제출양식_동성아이텍.docx
@@ -1275,7 +1275,7 @@
           <w:b w:val="0"/>
           <w:sz w:val="18"/>
         </w:rPr>
-        <w:t>(단위: 원)</w:t>
+        <w:t>(단위: 백만원)</w:t>
       </w:r>
     </w:p>
     <w:tbl>
@@ -1549,7 +1549,7 @@
                 <w:b w:val="0"/>
                 <w:sz w:val="17"/>
               </w:rPr>
-              <w:t>883,225,000</w:t>
+              <w:t>883.225</w:t>
             </w:r>
           </w:p>
         </w:tc>
@@ -1696,7 +1696,7 @@
                 <w:b w:val="0"/>
                 <w:sz w:val="17"/>
               </w:rPr>
-              <w:t>32,324,620</w:t>
+              <w:t>32.32462</w:t>
             </w:r>
           </w:p>
         </w:tc>
@@ -1843,7 +1843,7 @@
                 <w:b w:val="0"/>
                 <w:sz w:val="17"/>
               </w:rPr>
-              <w:t>38,006,760</w:t>
+              <w:t>38.00676</w:t>
             </w:r>
           </w:p>
         </w:tc>
@@ -1990,7 +1990,7 @@
                 <w:b w:val="0"/>
                 <w:sz w:val="17"/>
               </w:rPr>
-              <w:t>129,385,380</w:t>
+              <w:t>129.38538</w:t>
             </w:r>
           </w:p>
         </w:tc>
@@ -2137,7 +2137,7 @@
                 <w:b w:val="0"/>
                 <w:sz w:val="17"/>
               </w:rPr>
-              <w:t>32,853,200</w:t>
+              <w:t>32.8532</w:t>
             </w:r>
           </w:p>
         </w:tc>
@@ -2284,7 +2284,7 @@
                 <w:b w:val="0"/>
                 <w:sz w:val="17"/>
               </w:rPr>
-              <w:t>27,440,000</w:t>
+              <w:t>27.44</w:t>
             </w:r>
           </w:p>
         </w:tc>
@@ -2431,7 +2431,7 @@
                 <w:b w:val="0"/>
                 <w:sz w:val="17"/>
               </w:rPr>
-              <w:t>1,107,180,000</w:t>
+              <w:t>1,107.18</w:t>
             </w:r>
           </w:p>
         </w:tc>
@@ -2578,7 +2578,7 @@
                 <w:b w:val="0"/>
                 <w:sz w:val="17"/>
               </w:rPr>
-              <w:t>1,999,758,400</w:t>
+              <w:t>1,999.7584</w:t>
             </w:r>
           </w:p>
         </w:tc>
@@ -2725,7 +2725,7 @@
                 <w:b w:val="0"/>
                 <w:sz w:val="17"/>
               </w:rPr>
-              <w:t>220,104,000</w:t>
+              <w:t>220.104</w:t>
             </w:r>
           </w:p>
         </w:tc>
@@ -2872,7 +2872,7 @@
                 <w:b w:val="0"/>
                 <w:sz w:val="17"/>
               </w:rPr>
-              <w:t>86,200,000</w:t>
+              <w:t>86.2</w:t>
             </w:r>
           </w:p>
         </w:tc>
@@ -3019,7 +3019,7 @@
                 <w:b w:val="0"/>
                 <w:sz w:val="17"/>
               </w:rPr>
-              <w:t>100,000,000</w:t>
+              <w:t>100</w:t>
             </w:r>
           </w:p>
         </w:tc>

--- a/proposals/2026-11_dsit-parking-ai/제출양식_동성아이텍.docx
+++ b/proposals/2026-11_dsit-parking-ai/제출양식_동성아이텍.docx
@@ -276,7 +276,7 @@
                 <w:b w:val="0"/>
                 <w:sz w:val="18"/>
               </w:rPr>
-              <w:t>계약서 · 실적증명서 (11건)</w:t>
+              <w:t>계약서 · 실적증명서 (8건)</w:t>
             </w:r>
           </w:p>
         </w:tc>
@@ -1467,7 +1467,7 @@
                 <w:b w:val="0"/>
                 <w:sz w:val="17"/>
               </w:rPr>
-              <w:t>AI 개발</w:t>
+              <w:t>AI개발</w:t>
             </w:r>
           </w:p>
         </w:tc>
@@ -1614,7 +1614,7 @@
                 <w:b w:val="0"/>
                 <w:sz w:val="17"/>
               </w:rPr>
-              <w:t>AI 개발</w:t>
+              <w:t>AI개발</w:t>
             </w:r>
           </w:p>
         </w:tc>
@@ -1761,7 +1761,7 @@
                 <w:b w:val="0"/>
                 <w:sz w:val="17"/>
               </w:rPr>
-              <w:t>AI 개발</w:t>
+              <w:t>AI개발</w:t>
             </w:r>
           </w:p>
         </w:tc>
@@ -1908,7 +1908,7 @@
                 <w:b w:val="0"/>
                 <w:sz w:val="17"/>
               </w:rPr>
-              <w:t>AI 개발</w:t>
+              <w:t>AI개발</w:t>
             </w:r>
           </w:p>
         </w:tc>
@@ -2055,7 +2055,7 @@
                 <w:b w:val="0"/>
                 <w:sz w:val="17"/>
               </w:rPr>
-              <w:t>AI 개발</w:t>
+              <w:t>AI개발</w:t>
             </w:r>
           </w:p>
         </w:tc>
@@ -2202,7 +2202,7 @@
                 <w:b w:val="0"/>
                 <w:sz w:val="17"/>
               </w:rPr>
-              <w:t>AI 개발</w:t>
+              <w:t>AI개발</w:t>
             </w:r>
           </w:p>
         </w:tc>
@@ -2285,447 +2285,6 @@
                 <w:sz w:val="17"/>
               </w:rPr>
               <w:t>27.44</w:t>
-            </w:r>
-          </w:p>
-        </w:tc>
-        <w:tc>
-          <w:tcPr>
-            <w:tcW w:type="dxa" w:w="794"/>
-            <w:vAlign w:val="center"/>
-          </w:tcPr>
-          <w:p>
-            <w:pPr>
-              <w:spacing w:after="0"/>
-              <w:jc w:val="center"/>
-            </w:pPr>
-            <w:r>
-              <w:rPr>
-                <w:rFonts w:ascii="맑은 고딕" w:hAnsi="맑은 고딕" w:eastAsia="맑은 고딕"/>
-                <w:b w:val="0"/>
-                <w:sz w:val="17"/>
-              </w:rPr>
-              <w:t>완료</w:t>
-            </w:r>
-          </w:p>
-        </w:tc>
-        <w:tc>
-          <w:tcPr>
-            <w:tcW w:type="dxa" w:w="1474"/>
-            <w:vAlign w:val="center"/>
-          </w:tcPr>
-          <w:p>
-            <w:pPr>
-              <w:spacing w:after="0"/>
-              <w:jc w:val="center"/>
-            </w:pPr>
-            <w:r>
-              <w:rPr>
-                <w:rFonts w:ascii="맑은 고딕" w:hAnsi="맑은 고딕" w:eastAsia="맑은 고딕"/>
-                <w:b w:val="0"/>
-                <w:sz w:val="17"/>
-              </w:rPr>
-              <w:t>실적증명서 첨부</w:t>
-            </w:r>
-          </w:p>
-        </w:tc>
-      </w:tr>
-      <w:tr>
-        <w:trPr>
-          <w:trHeight w:val="482"/>
-        </w:trPr>
-        <w:tc>
-          <w:tcPr>
-            <w:tcW w:type="dxa" w:w="1020"/>
-            <w:vAlign w:val="center"/>
-          </w:tcPr>
-          <w:p>
-            <w:pPr>
-              <w:spacing w:after="0"/>
-              <w:jc w:val="center"/>
-            </w:pPr>
-            <w:r>
-              <w:rPr>
-                <w:rFonts w:ascii="맑은 고딕" w:hAnsi="맑은 고딕" w:eastAsia="맑은 고딕"/>
-                <w:b w:val="0"/>
-                <w:sz w:val="17"/>
-              </w:rPr>
-              <w:t>AI · 데이터</w:t>
-            </w:r>
-          </w:p>
-        </w:tc>
-        <w:tc>
-          <w:tcPr>
-            <w:tcW w:type="dxa" w:w="2211"/>
-            <w:vAlign w:val="center"/>
-          </w:tcPr>
-          <w:p>
-            <w:pPr>
-              <w:spacing w:after="0"/>
-              <w:jc w:val="left"/>
-            </w:pPr>
-            <w:r>
-              <w:rPr>
-                <w:rFonts w:ascii="맑은 고딕" w:hAnsi="맑은 고딕" w:eastAsia="맑은 고딕"/>
-                <w:b w:val="0"/>
-                <w:sz w:val="17"/>
-              </w:rPr>
-              <w:t>SKHy '26년 표준 아키텍처 구축 Ph3</w:t>
-            </w:r>
-          </w:p>
-        </w:tc>
-        <w:tc>
-          <w:tcPr>
-            <w:tcW w:type="dxa" w:w="1020"/>
-            <w:vAlign w:val="center"/>
-          </w:tcPr>
-          <w:p>
-            <w:pPr>
-              <w:spacing w:after="0"/>
-              <w:jc w:val="center"/>
-            </w:pPr>
-            <w:r>
-              <w:rPr>
-                <w:rFonts w:ascii="맑은 고딕" w:hAnsi="맑은 고딕" w:eastAsia="맑은 고딕"/>
-                <w:b w:val="0"/>
-                <w:sz w:val="17"/>
-              </w:rPr>
-              <w:t>에스케이㈜</w:t>
-            </w:r>
-          </w:p>
-        </w:tc>
-        <w:tc>
-          <w:tcPr>
-            <w:tcW w:type="dxa" w:w="1474"/>
-            <w:vAlign w:val="center"/>
-          </w:tcPr>
-          <w:p>
-            <w:pPr>
-              <w:spacing w:after="0"/>
-              <w:jc w:val="center"/>
-            </w:pPr>
-            <w:r>
-              <w:rPr>
-                <w:rFonts w:ascii="맑은 고딕" w:hAnsi="맑은 고딕" w:eastAsia="맑은 고딕"/>
-                <w:b w:val="0"/>
-                <w:sz w:val="17"/>
-              </w:rPr>
-              <w:t>2026.07.01~</w:t>
-              <w:br/>
-              <w:t>2026.12.31</w:t>
-            </w:r>
-          </w:p>
-        </w:tc>
-        <w:tc>
-          <w:tcPr>
-            <w:tcW w:type="dxa" w:w="1474"/>
-            <w:vAlign w:val="center"/>
-          </w:tcPr>
-          <w:p>
-            <w:pPr>
-              <w:spacing w:after="0"/>
-              <w:jc w:val="center"/>
-            </w:pPr>
-            <w:r>
-              <w:rPr>
-                <w:rFonts w:ascii="맑은 고딕" w:hAnsi="맑은 고딕" w:eastAsia="맑은 고딕"/>
-                <w:b w:val="0"/>
-                <w:sz w:val="17"/>
-              </w:rPr>
-              <w:t>1,107.18</w:t>
-            </w:r>
-          </w:p>
-        </w:tc>
-        <w:tc>
-          <w:tcPr>
-            <w:tcW w:type="dxa" w:w="794"/>
-            <w:vAlign w:val="center"/>
-          </w:tcPr>
-          <w:p>
-            <w:pPr>
-              <w:spacing w:after="0"/>
-              <w:jc w:val="center"/>
-            </w:pPr>
-            <w:r>
-              <w:rPr>
-                <w:rFonts w:ascii="맑은 고딕" w:hAnsi="맑은 고딕" w:eastAsia="맑은 고딕"/>
-                <w:b w:val="0"/>
-                <w:sz w:val="17"/>
-              </w:rPr>
-              <w:t>수행중</w:t>
-            </w:r>
-          </w:p>
-        </w:tc>
-        <w:tc>
-          <w:tcPr>
-            <w:tcW w:type="dxa" w:w="1474"/>
-            <w:vAlign w:val="center"/>
-          </w:tcPr>
-          <w:p>
-            <w:pPr>
-              <w:spacing w:after="0"/>
-              <w:jc w:val="center"/>
-            </w:pPr>
-            <w:r>
-              <w:rPr>
-                <w:rFonts w:ascii="맑은 고딕" w:hAnsi="맑은 고딕" w:eastAsia="맑은 고딕"/>
-                <w:b w:val="0"/>
-                <w:sz w:val="17"/>
-              </w:rPr>
-              <w:t>계약서 첨부</w:t>
-            </w:r>
-          </w:p>
-        </w:tc>
-      </w:tr>
-      <w:tr>
-        <w:trPr>
-          <w:trHeight w:val="482"/>
-        </w:trPr>
-        <w:tc>
-          <w:tcPr>
-            <w:tcW w:type="dxa" w:w="1020"/>
-            <w:vAlign w:val="center"/>
-          </w:tcPr>
-          <w:p>
-            <w:pPr>
-              <w:spacing w:after="0"/>
-              <w:jc w:val="center"/>
-            </w:pPr>
-            <w:r>
-              <w:rPr>
-                <w:rFonts w:ascii="맑은 고딕" w:hAnsi="맑은 고딕" w:eastAsia="맑은 고딕"/>
-                <w:b w:val="0"/>
-                <w:sz w:val="17"/>
-              </w:rPr>
-              <w:t>AI · 데이터</w:t>
-            </w:r>
-          </w:p>
-        </w:tc>
-        <w:tc>
-          <w:tcPr>
-            <w:tcW w:type="dxa" w:w="2211"/>
-            <w:vAlign w:val="center"/>
-          </w:tcPr>
-          <w:p>
-            <w:pPr>
-              <w:spacing w:after="0"/>
-              <w:jc w:val="left"/>
-            </w:pPr>
-            <w:r>
-              <w:rPr>
-                <w:rFonts w:ascii="맑은 고딕" w:hAnsi="맑은 고딕" w:eastAsia="맑은 고딕"/>
-                <w:b w:val="0"/>
-                <w:sz w:val="17"/>
-              </w:rPr>
-              <w:t>SKHy '25년 표준 아키텍처 구축 Ph2 (차세대) (DT)</w:t>
-            </w:r>
-          </w:p>
-        </w:tc>
-        <w:tc>
-          <w:tcPr>
-            <w:tcW w:type="dxa" w:w="1020"/>
-            <w:vAlign w:val="center"/>
-          </w:tcPr>
-          <w:p>
-            <w:pPr>
-              <w:spacing w:after="0"/>
-              <w:jc w:val="center"/>
-            </w:pPr>
-            <w:r>
-              <w:rPr>
-                <w:rFonts w:ascii="맑은 고딕" w:hAnsi="맑은 고딕" w:eastAsia="맑은 고딕"/>
-                <w:b w:val="0"/>
-                <w:sz w:val="17"/>
-              </w:rPr>
-              <w:t>에스케이㈜</w:t>
-            </w:r>
-          </w:p>
-        </w:tc>
-        <w:tc>
-          <w:tcPr>
-            <w:tcW w:type="dxa" w:w="1474"/>
-            <w:vAlign w:val="center"/>
-          </w:tcPr>
-          <w:p>
-            <w:pPr>
-              <w:spacing w:after="0"/>
-              <w:jc w:val="center"/>
-            </w:pPr>
-            <w:r>
-              <w:rPr>
-                <w:rFonts w:ascii="맑은 고딕" w:hAnsi="맑은 고딕" w:eastAsia="맑은 고딕"/>
-                <w:b w:val="0"/>
-                <w:sz w:val="17"/>
-              </w:rPr>
-              <w:t>2025.08.01~</w:t>
-              <w:br/>
-              <w:t>2025.12.31</w:t>
-            </w:r>
-          </w:p>
-        </w:tc>
-        <w:tc>
-          <w:tcPr>
-            <w:tcW w:type="dxa" w:w="1474"/>
-            <w:vAlign w:val="center"/>
-          </w:tcPr>
-          <w:p>
-            <w:pPr>
-              <w:spacing w:after="0"/>
-              <w:jc w:val="center"/>
-            </w:pPr>
-            <w:r>
-              <w:rPr>
-                <w:rFonts w:ascii="맑은 고딕" w:hAnsi="맑은 고딕" w:eastAsia="맑은 고딕"/>
-                <w:b w:val="0"/>
-                <w:sz w:val="17"/>
-              </w:rPr>
-              <w:t>1,999.7584</w:t>
-            </w:r>
-          </w:p>
-        </w:tc>
-        <w:tc>
-          <w:tcPr>
-            <w:tcW w:type="dxa" w:w="794"/>
-            <w:vAlign w:val="center"/>
-          </w:tcPr>
-          <w:p>
-            <w:pPr>
-              <w:spacing w:after="0"/>
-              <w:jc w:val="center"/>
-            </w:pPr>
-            <w:r>
-              <w:rPr>
-                <w:rFonts w:ascii="맑은 고딕" w:hAnsi="맑은 고딕" w:eastAsia="맑은 고딕"/>
-                <w:b w:val="0"/>
-                <w:sz w:val="17"/>
-              </w:rPr>
-              <w:t>완료</w:t>
-            </w:r>
-          </w:p>
-        </w:tc>
-        <w:tc>
-          <w:tcPr>
-            <w:tcW w:type="dxa" w:w="1474"/>
-            <w:vAlign w:val="center"/>
-          </w:tcPr>
-          <w:p>
-            <w:pPr>
-              <w:spacing w:after="0"/>
-              <w:jc w:val="center"/>
-            </w:pPr>
-            <w:r>
-              <w:rPr>
-                <w:rFonts w:ascii="맑은 고딕" w:hAnsi="맑은 고딕" w:eastAsia="맑은 고딕"/>
-                <w:b w:val="0"/>
-                <w:sz w:val="17"/>
-              </w:rPr>
-              <w:t>실적증명서 첨부</w:t>
-            </w:r>
-          </w:p>
-        </w:tc>
-      </w:tr>
-      <w:tr>
-        <w:trPr>
-          <w:trHeight w:val="482"/>
-        </w:trPr>
-        <w:tc>
-          <w:tcPr>
-            <w:tcW w:type="dxa" w:w="1020"/>
-            <w:vAlign w:val="center"/>
-          </w:tcPr>
-          <w:p>
-            <w:pPr>
-              <w:spacing w:after="0"/>
-              <w:jc w:val="center"/>
-            </w:pPr>
-            <w:r>
-              <w:rPr>
-                <w:rFonts w:ascii="맑은 고딕" w:hAnsi="맑은 고딕" w:eastAsia="맑은 고딕"/>
-                <w:b w:val="0"/>
-                <w:sz w:val="17"/>
-              </w:rPr>
-              <w:t>AI · 데이터</w:t>
-            </w:r>
-          </w:p>
-        </w:tc>
-        <w:tc>
-          <w:tcPr>
-            <w:tcW w:type="dxa" w:w="2211"/>
-            <w:vAlign w:val="center"/>
-          </w:tcPr>
-          <w:p>
-            <w:pPr>
-              <w:spacing w:after="0"/>
-              <w:jc w:val="left"/>
-            </w:pPr>
-            <w:r>
-              <w:rPr>
-                <w:rFonts w:ascii="맑은 고딕" w:hAnsi="맑은 고딕" w:eastAsia="맑은 고딕"/>
-                <w:b w:val="0"/>
-                <w:sz w:val="17"/>
-              </w:rPr>
-              <w:t>SKHy 25년 차세대 표준 아키텍처 구축 Ph1</w:t>
-            </w:r>
-          </w:p>
-        </w:tc>
-        <w:tc>
-          <w:tcPr>
-            <w:tcW w:type="dxa" w:w="1020"/>
-            <w:vAlign w:val="center"/>
-          </w:tcPr>
-          <w:p>
-            <w:pPr>
-              <w:spacing w:after="0"/>
-              <w:jc w:val="center"/>
-            </w:pPr>
-            <w:r>
-              <w:rPr>
-                <w:rFonts w:ascii="맑은 고딕" w:hAnsi="맑은 고딕" w:eastAsia="맑은 고딕"/>
-                <w:b w:val="0"/>
-                <w:sz w:val="17"/>
-              </w:rPr>
-              <w:t>에스케이㈜</w:t>
-            </w:r>
-          </w:p>
-        </w:tc>
-        <w:tc>
-          <w:tcPr>
-            <w:tcW w:type="dxa" w:w="1474"/>
-            <w:vAlign w:val="center"/>
-          </w:tcPr>
-          <w:p>
-            <w:pPr>
-              <w:spacing w:after="0"/>
-              <w:jc w:val="center"/>
-            </w:pPr>
-            <w:r>
-              <w:rPr>
-                <w:rFonts w:ascii="맑은 고딕" w:hAnsi="맑은 고딕" w:eastAsia="맑은 고딕"/>
-                <w:b w:val="0"/>
-                <w:sz w:val="17"/>
-              </w:rPr>
-              <w:t>2024.12.01~</w:t>
-              <w:br/>
-              <w:t>2025.01.31</w:t>
-            </w:r>
-          </w:p>
-        </w:tc>
-        <w:tc>
-          <w:tcPr>
-            <w:tcW w:type="dxa" w:w="1474"/>
-            <w:vAlign w:val="center"/>
-          </w:tcPr>
-          <w:p>
-            <w:pPr>
-              <w:spacing w:after="0"/>
-              <w:jc w:val="center"/>
-            </w:pPr>
-            <w:r>
-              <w:rPr>
-                <w:rFonts w:ascii="맑은 고딕" w:hAnsi="맑은 고딕" w:eastAsia="맑은 고딕"/>
-                <w:b w:val="0"/>
-                <w:sz w:val="17"/>
-              </w:rPr>
-              <w:t>220.104</w:t>
             </w:r>
           </w:p>
         </w:tc>
@@ -3121,24 +2680,7 @@
           <w:b w:val="0"/>
           <w:sz w:val="22"/>
         </w:rPr>
-        <w:t xml:space="preserve">2026년  11월  </w:t>
-      </w:r>
-      <w:r>
-        <w:rPr>
-          <w:rFonts w:ascii="맑은 고딕" w:hAnsi="맑은 고딕" w:eastAsia="맑은 고딕"/>
-          <w:b/>
-          <w:color w:val="C00000"/>
-          <w:sz w:val="22"/>
-        </w:rPr>
-        <w:t>【  】</w:t>
-      </w:r>
-      <w:r>
-        <w:rPr>
-          <w:rFonts w:ascii="맑은 고딕" w:hAnsi="맑은 고딕" w:eastAsia="맑은 고딕"/>
-          <w:b w:val="0"/>
-          <w:sz w:val="22"/>
-        </w:rPr>
-        <w:t>일</w:t>
+        <w:t>2026년  11월  25일</w:t>
       </w:r>
     </w:p>
     <w:p>
@@ -3502,11 +3044,10 @@
             <w:r>
               <w:rPr>
                 <w:rFonts w:ascii="맑은 고딕" w:hAnsi="맑은 고딕" w:eastAsia="맑은 고딕"/>
-                <w:b/>
-                <w:color w:val="C00000"/>
+                <w:b w:val="0"/>
                 <w:sz w:val="18"/>
               </w:rPr>
-              <w:t>【인정번호】</w:t>
+              <w:t>제2025112883호</w:t>
             </w:r>
           </w:p>
         </w:tc>
@@ -3523,11 +3064,10 @@
             <w:r>
               <w:rPr>
                 <w:rFonts w:ascii="맑은 고딕" w:hAnsi="맑은 고딕" w:eastAsia="맑은 고딕"/>
-                <w:b/>
-                <w:color w:val="C00000"/>
+                <w:b w:val="0"/>
                 <w:sz w:val="18"/>
               </w:rPr>
-              <w:t>【인정일】</w:t>
+              <w:t>2025.09.10</w:t>
             </w:r>
           </w:p>
         </w:tc>
@@ -3714,24 +3254,7 @@
           <w:b w:val="0"/>
           <w:sz w:val="22"/>
         </w:rPr>
-        <w:t xml:space="preserve">2026년  11월  </w:t>
-      </w:r>
-      <w:r>
-        <w:rPr>
-          <w:rFonts w:ascii="맑은 고딕" w:hAnsi="맑은 고딕" w:eastAsia="맑은 고딕"/>
-          <w:b/>
-          <w:color w:val="C00000"/>
-          <w:sz w:val="22"/>
-        </w:rPr>
-        <w:t>【  】</w:t>
-      </w:r>
-      <w:r>
-        <w:rPr>
-          <w:rFonts w:ascii="맑은 고딕" w:hAnsi="맑은 고딕" w:eastAsia="맑은 고딕"/>
-          <w:b w:val="0"/>
-          <w:sz w:val="22"/>
-        </w:rPr>
-        <w:t>일</w:t>
+        <w:t>2026년  11월  25일</w:t>
       </w:r>
     </w:p>
     <w:p>
@@ -5447,24 +4970,7 @@
           <w:b w:val="0"/>
           <w:sz w:val="22"/>
         </w:rPr>
-        <w:t xml:space="preserve">2026년  11월  </w:t>
-      </w:r>
-      <w:r>
-        <w:rPr>
-          <w:rFonts w:ascii="맑은 고딕" w:hAnsi="맑은 고딕" w:eastAsia="맑은 고딕"/>
-          <w:b/>
-          <w:color w:val="C00000"/>
-          <w:sz w:val="22"/>
-        </w:rPr>
-        <w:t>【  】</w:t>
-      </w:r>
-      <w:r>
-        <w:rPr>
-          <w:rFonts w:ascii="맑은 고딕" w:hAnsi="맑은 고딕" w:eastAsia="맑은 고딕"/>
-          <w:b w:val="0"/>
-          <w:sz w:val="22"/>
-        </w:rPr>
-        <w:t>일</w:t>
+        <w:t>2026년  11월  25일</w:t>
       </w:r>
     </w:p>
     <w:p>
@@ -6113,24 +5619,7 @@
           <w:b w:val="0"/>
           <w:sz w:val="22"/>
         </w:rPr>
-        <w:t xml:space="preserve">2026년  11월  </w:t>
-      </w:r>
-      <w:r>
-        <w:rPr>
-          <w:rFonts w:ascii="맑은 고딕" w:hAnsi="맑은 고딕" w:eastAsia="맑은 고딕"/>
-          <w:b/>
-          <w:color w:val="C00000"/>
-          <w:sz w:val="22"/>
-        </w:rPr>
-        <w:t>【  】</w:t>
-      </w:r>
-      <w:r>
-        <w:rPr>
-          <w:rFonts w:ascii="맑은 고딕" w:hAnsi="맑은 고딕" w:eastAsia="맑은 고딕"/>
-          <w:b w:val="0"/>
-          <w:sz w:val="22"/>
-        </w:rPr>
-        <w:t>일</w:t>
+        <w:t>2026년  11월  25일</w:t>
       </w:r>
     </w:p>
     <w:p>
@@ -6250,24 +5739,7 @@
           <w:b w:val="0"/>
           <w:sz w:val="22"/>
         </w:rPr>
-        <w:t xml:space="preserve">2026년  11월  </w:t>
-      </w:r>
-      <w:r>
-        <w:rPr>
-          <w:rFonts w:ascii="맑은 고딕" w:hAnsi="맑은 고딕" w:eastAsia="맑은 고딕"/>
-          <w:b/>
-          <w:color w:val="C00000"/>
-          <w:sz w:val="22"/>
-        </w:rPr>
-        <w:t>【  】</w:t>
-      </w:r>
-      <w:r>
-        <w:rPr>
-          <w:rFonts w:ascii="맑은 고딕" w:hAnsi="맑은 고딕" w:eastAsia="맑은 고딕"/>
-          <w:b w:val="0"/>
-          <w:sz w:val="22"/>
-        </w:rPr>
-        <w:t>일</w:t>
+        <w:t>2026년  11월  25일</w:t>
       </w:r>
     </w:p>
     <w:p>
@@ -6485,24 +5957,7 @@
           <w:b w:val="0"/>
           <w:sz w:val="22"/>
         </w:rPr>
-        <w:t xml:space="preserve">2026년  11월  </w:t>
-      </w:r>
-      <w:r>
-        <w:rPr>
-          <w:rFonts w:ascii="맑은 고딕" w:hAnsi="맑은 고딕" w:eastAsia="맑은 고딕"/>
-          <w:b/>
-          <w:color w:val="C00000"/>
-          <w:sz w:val="22"/>
-        </w:rPr>
-        <w:t>【  】</w:t>
-      </w:r>
-      <w:r>
-        <w:rPr>
-          <w:rFonts w:ascii="맑은 고딕" w:hAnsi="맑은 고딕" w:eastAsia="맑은 고딕"/>
-          <w:b w:val="0"/>
-          <w:sz w:val="22"/>
-        </w:rPr>
-        <w:t>일</w:t>
+        <w:t>2026년  11월  25일</w:t>
       </w:r>
     </w:p>
     <w:p>
@@ -6722,24 +6177,7 @@
           <w:b w:val="0"/>
           <w:sz w:val="22"/>
         </w:rPr>
-        <w:t xml:space="preserve">2026년  11월  </w:t>
-      </w:r>
-      <w:r>
-        <w:rPr>
-          <w:rFonts w:ascii="맑은 고딕" w:hAnsi="맑은 고딕" w:eastAsia="맑은 고딕"/>
-          <w:b/>
-          <w:color w:val="C00000"/>
-          <w:sz w:val="22"/>
-        </w:rPr>
-        <w:t>【  】</w:t>
-      </w:r>
-      <w:r>
-        <w:rPr>
-          <w:rFonts w:ascii="맑은 고딕" w:hAnsi="맑은 고딕" w:eastAsia="맑은 고딕"/>
-          <w:b w:val="0"/>
-          <w:sz w:val="22"/>
-        </w:rPr>
-        <w:t>일</w:t>
+        <w:t>2026년  11월  25일</w:t>
       </w:r>
     </w:p>
     <w:p>
@@ -6959,24 +6397,7 @@
           <w:b w:val="0"/>
           <w:sz w:val="22"/>
         </w:rPr>
-        <w:t xml:space="preserve">2026년  11월  </w:t>
-      </w:r>
-      <w:r>
-        <w:rPr>
-          <w:rFonts w:ascii="맑은 고딕" w:hAnsi="맑은 고딕" w:eastAsia="맑은 고딕"/>
-          <w:b/>
-          <w:color w:val="C00000"/>
-          <w:sz w:val="22"/>
-        </w:rPr>
-        <w:t>【  】</w:t>
-      </w:r>
-      <w:r>
-        <w:rPr>
-          <w:rFonts w:ascii="맑은 고딕" w:hAnsi="맑은 고딕" w:eastAsia="맑은 고딕"/>
-          <w:b w:val="0"/>
-          <w:sz w:val="22"/>
-        </w:rPr>
-        <w:t>일</w:t>
+        <w:t>2026년  11월  25일</w:t>
       </w:r>
     </w:p>
     <w:p>
@@ -7196,24 +6617,7 @@
           <w:b w:val="0"/>
           <w:sz w:val="22"/>
         </w:rPr>
-        <w:t xml:space="preserve">2026년  11월  </w:t>
-      </w:r>
-      <w:r>
-        <w:rPr>
-          <w:rFonts w:ascii="맑은 고딕" w:hAnsi="맑은 고딕" w:eastAsia="맑은 고딕"/>
-          <w:b/>
-          <w:color w:val="C00000"/>
-          <w:sz w:val="22"/>
-        </w:rPr>
-        <w:t>【  】</w:t>
-      </w:r>
-      <w:r>
-        <w:rPr>
-          <w:rFonts w:ascii="맑은 고딕" w:hAnsi="맑은 고딕" w:eastAsia="맑은 고딕"/>
-          <w:b w:val="0"/>
-          <w:sz w:val="22"/>
-        </w:rPr>
-        <w:t>일</w:t>
+        <w:t>2026년  11월  25일</w:t>
       </w:r>
     </w:p>
     <w:p>
@@ -7433,24 +6837,7 @@
           <w:b w:val="0"/>
           <w:sz w:val="22"/>
         </w:rPr>
-        <w:t xml:space="preserve">2026년  11월  </w:t>
-      </w:r>
-      <w:r>
-        <w:rPr>
-          <w:rFonts w:ascii="맑은 고딕" w:hAnsi="맑은 고딕" w:eastAsia="맑은 고딕"/>
-          <w:b/>
-          <w:color w:val="C00000"/>
-          <w:sz w:val="22"/>
-        </w:rPr>
-        <w:t>【  】</w:t>
-      </w:r>
-      <w:r>
-        <w:rPr>
-          <w:rFonts w:ascii="맑은 고딕" w:hAnsi="맑은 고딕" w:eastAsia="맑은 고딕"/>
-          <w:b w:val="0"/>
-          <w:sz w:val="22"/>
-        </w:rPr>
-        <w:t>일</w:t>
+        <w:t>2026년  11월  25일</w:t>
       </w:r>
     </w:p>
     <w:p>
@@ -7670,24 +7057,7 @@
           <w:b w:val="0"/>
           <w:sz w:val="22"/>
         </w:rPr>
-        <w:t xml:space="preserve">2026년  11월  </w:t>
-      </w:r>
-      <w:r>
-        <w:rPr>
-          <w:rFonts w:ascii="맑은 고딕" w:hAnsi="맑은 고딕" w:eastAsia="맑은 고딕"/>
-          <w:b/>
-          <w:color w:val="C00000"/>
-          <w:sz w:val="22"/>
-        </w:rPr>
-        <w:t>【  】</w:t>
-      </w:r>
-      <w:r>
-        <w:rPr>
-          <w:rFonts w:ascii="맑은 고딕" w:hAnsi="맑은 고딕" w:eastAsia="맑은 고딕"/>
-          <w:b w:val="0"/>
-          <w:sz w:val="22"/>
-        </w:rPr>
-        <w:t>일</w:t>
+        <w:t>2026년  11월  25일</w:t>
       </w:r>
     </w:p>
     <w:p>
@@ -7907,24 +7277,7 @@
           <w:b w:val="0"/>
           <w:sz w:val="22"/>
         </w:rPr>
-        <w:t xml:space="preserve">2026년  11월  </w:t>
-      </w:r>
-      <w:r>
-        <w:rPr>
-          <w:rFonts w:ascii="맑은 고딕" w:hAnsi="맑은 고딕" w:eastAsia="맑은 고딕"/>
-          <w:b/>
-          <w:color w:val="C00000"/>
-          <w:sz w:val="22"/>
-        </w:rPr>
-        <w:t>【  】</w:t>
-      </w:r>
-      <w:r>
-        <w:rPr>
-          <w:rFonts w:ascii="맑은 고딕" w:hAnsi="맑은 고딕" w:eastAsia="맑은 고딕"/>
-          <w:b w:val="0"/>
-          <w:sz w:val="22"/>
-        </w:rPr>
-        <w:t>일</w:t>
+        <w:t>2026년  11월  25일</w:t>
       </w:r>
     </w:p>
     <w:p>

--- a/proposals/2026-11_dsit-parking-ai/제출양식_동성아이텍.docx
+++ b/proposals/2026-11_dsit-parking-ai/제출양식_동성아이텍.docx
@@ -1843,7 +1843,7 @@
                 <w:b w:val="0"/>
                 <w:sz w:val="17"/>
               </w:rPr>
-              <w:t>38.00676</w:t>
+              <w:t>34.5516</w:t>
             </w:r>
           </w:p>
         </w:tc>
